--- a/pr-preview/pr-15/chapters/quarto.docx
+++ b/pr-preview/pr-15/chapters/quarto.docx
@@ -15,7 +15,7 @@
         <w:pStyle w:val="Date"/>
       </w:pPr>
       <w:r>
-        <w:t xml:space="preserve">Last modified: 2026-10-11 23:36:09 (PDT)</w:t>
+        <w:t xml:space="preserve">Last modified: 2026-10-12 01:03:54 (PDT)</w:t>
       </w:r>
     </w:p>
     <w:p>

--- a/pr-preview/pr-15/chapters/quarto.docx
+++ b/pr-preview/pr-15/chapters/quarto.docx
@@ -15,7 +15,7 @@
         <w:pStyle w:val="Date"/>
       </w:pPr>
       <w:r>
-        <w:t xml:space="preserve">Last modified: 2026-10-12 01:03:54 (PDT)</w:t>
+        <w:t xml:space="preserve">Last modified: 2026-10-12 01:10:28 (PDT)</w:t>
       </w:r>
     </w:p>
     <w:p>
@@ -25,7 +25,7 @@
       <w:bookmarkStart w:id="9" w:name="sec-quarto"/>
       <w:bookmarkEnd w:id="9"/>
     </w:p>
-    <w:bookmarkStart w:id="17" w:name="introduction"/>
+    <w:bookmarkStart w:id="17" w:name="sec-quarto-introduction"/>
     <w:p>
       <w:pPr>
         <w:pStyle w:val="Heading2"/>
@@ -729,7 +729,7 @@
     </w:p>
     <w:bookmarkEnd w:id="16"/>
     <w:bookmarkEnd w:id="17"/>
-    <w:bookmarkStart w:id="25" w:name="quarto-basics"/>
+    <w:bookmarkStart w:id="25" w:name="sec-quarto-basics"/>
     <w:p>
       <w:pPr>
         <w:pStyle w:val="Heading2"/>
@@ -2777,7 +2777,7 @@
     </w:p>
     <w:bookmarkEnd w:id="24"/>
     <w:bookmarkEnd w:id="25"/>
-    <w:bookmarkStart w:id="39" w:name="building-quarto-books"/>
+    <w:bookmarkStart w:id="39" w:name="sec-building-quarto-books"/>
     <w:p>
       <w:pPr>
         <w:pStyle w:val="Heading2"/>
@@ -4504,7 +4504,7 @@
       </w:r>
     </w:p>
     <w:bookmarkEnd w:id="47"/>
-    <w:bookmarkStart w:id="56" w:name="quarto-profiles"/>
+    <w:bookmarkStart w:id="56" w:name="sec-quarto-profiles"/>
     <w:p>
       <w:pPr>
         <w:pStyle w:val="Heading2"/>
@@ -5295,7 +5295,7 @@
     </w:p>
     <w:bookmarkEnd w:id="55"/>
     <w:bookmarkEnd w:id="56"/>
-    <w:bookmarkStart w:id="63" w:name="advanced-features"/>
+    <w:bookmarkStart w:id="63" w:name="sec-advanced-features"/>
     <w:p>
       <w:pPr>
         <w:pStyle w:val="Heading2"/>
@@ -6839,7 +6839,7 @@
     </w:p>
     <w:bookmarkEnd w:id="62"/>
     <w:bookmarkEnd w:id="63"/>
-    <w:bookmarkStart w:id="81" w:name="mermaid-diagrams"/>
+    <w:bookmarkStart w:id="81" w:name="sec-mermaid-diagrams"/>
     <w:p>
       <w:pPr>
         <w:pStyle w:val="Heading2"/>
@@ -7906,7 +7906,7 @@
     </w:p>
     <w:bookmarkEnd w:id="80"/>
     <w:bookmarkEnd w:id="81"/>
-    <w:bookmarkStart w:id="88" w:name="troubleshooting"/>
+    <w:bookmarkStart w:id="88" w:name="sec-troubleshooting"/>
     <w:p>
       <w:pPr>
         <w:pStyle w:val="Heading2"/>
@@ -8983,7 +8983,7 @@
     </w:p>
     <w:bookmarkEnd w:id="87"/>
     <w:bookmarkEnd w:id="88"/>
-    <w:bookmarkStart w:id="108" w:name="additional-resources"/>
+    <w:bookmarkStart w:id="108" w:name="sec-quarto-additional-resources"/>
     <w:p>
       <w:pPr>
         <w:pStyle w:val="Heading2"/>
